--- a/Visual mnemonics glossary v10.7.docx
+++ b/Visual mnemonics glossary v10.7.docx
@@ -1,6 +1,6 @@
 
 <file path=word/document.xml><?xml version="1.0" encoding="utf-8"?>
-<w:document xmlns:wpc="http://schemas.microsoft.com/office/word/2010/wordprocessingCanvas" xmlns:cx="http://schemas.microsoft.com/office/drawing/2014/chartex" xmlns:cx1="http://schemas.microsoft.com/office/drawing/2015/9/8/chartex" xmlns:cx2="http://schemas.microsoft.com/office/drawing/2015/10/21/chartex" xmlns:cx3="http://schemas.microsoft.com/office/drawing/2016/5/9/chartex" xmlns:cx4="http://schemas.microsoft.com/office/drawing/2016/5/10/chartex" xmlns:cx5="http://schemas.microsoft.com/office/drawing/2016/5/11/chartex" xmlns:cx6="http://schemas.microsoft.com/office/drawing/2016/5/12/chartex" xmlns:cx7="http://schemas.microsoft.com/office/drawing/2016/5/13/chartex" xmlns:cx8="http://schemas.microsoft.com/office/drawing/2016/5/14/chartex" xmlns:mc="http://schemas.openxmlformats.org/markup-compatibility/2006" xmlns:aink="http://schemas.microsoft.com/office/drawing/2016/ink" xmlns:am3d="http://schemas.microsoft.com/office/drawing/2017/model3d" xmlns:o="urn:schemas-microsoft-com:office:office" xmlns:r="http://schemas.openxmlformats.org/officeDocument/2006/relationships" xmlns:m="http://schemas.openxmlformats.org/officeDocument/2006/math" xmlns:v="urn:schemas-microsoft-com:vml" xmlns:wp14="http://schemas.microsoft.com/office/word/2010/wordprocessingDrawing" xmlns:wp="http://schemas.openxmlformats.org/drawingml/2006/wordprocessingDrawing" xmlns:w10="urn:schemas-microsoft-com:office:word" xmlns:w="http://schemas.openxmlformats.org/wordprocessingml/2006/main" xmlns:w14="http://schemas.microsoft.com/office/word/2010/wordml" xmlns:w15="http://schemas.microsoft.com/office/word/2012/wordml" xmlns:w16cex="http://schemas.microsoft.com/office/word/2018/wordml/cex" xmlns:w16cid="http://schemas.microsoft.com/office/word/2016/wordml/cid" xmlns:w16="http://schemas.microsoft.com/office/word/2018/wordml" xmlns:w16sdtdh="http://schemas.microsoft.com/office/word/2020/wordml/sdtdatahash" xmlns:w16se="http://schemas.microsoft.com/office/word/2015/wordml/symex" xmlns:wpg="http://schemas.microsoft.com/office/word/2010/wordprocessingGroup" xmlns:wpi="http://schemas.microsoft.com/office/word/2010/wordprocessingInk" xmlns:wne="http://schemas.microsoft.com/office/word/2006/wordml" xmlns:wps="http://schemas.microsoft.com/office/word/2010/wordprocessingShape" mc:Ignorable="w14 w15 w16se w16cid w16 w16cex w16sdtdh wp14">
+<w:document xmlns:wpc="http://schemas.microsoft.com/office/word/2010/wordprocessingCanvas" xmlns:cx="http://schemas.microsoft.com/office/drawing/2014/chartex" xmlns:cx1="http://schemas.microsoft.com/office/drawing/2015/9/8/chartex" xmlns:cx2="http://schemas.microsoft.com/office/drawing/2015/10/21/chartex" xmlns:cx3="http://schemas.microsoft.com/office/drawing/2016/5/9/chartex" xmlns:cx4="http://schemas.microsoft.com/office/drawing/2016/5/10/chartex" xmlns:cx5="http://schemas.microsoft.com/office/drawing/2016/5/11/chartex" xmlns:cx6="http://schemas.microsoft.com/office/drawing/2016/5/12/chartex" xmlns:cx7="http://schemas.microsoft.com/office/drawing/2016/5/13/chartex" xmlns:cx8="http://schemas.microsoft.com/office/drawing/2016/5/14/chartex" xmlns:mc="http://schemas.openxmlformats.org/markup-compatibility/2006" xmlns:aink="http://schemas.microsoft.com/office/drawing/2016/ink" xmlns:am3d="http://schemas.microsoft.com/office/drawing/2017/model3d" xmlns:o="urn:schemas-microsoft-com:office:office" xmlns:oel="http://schemas.microsoft.com/office/2019/extlst" xmlns:r="http://schemas.openxmlformats.org/officeDocument/2006/relationships" xmlns:m="http://schemas.openxmlformats.org/officeDocument/2006/math" xmlns:v="urn:schemas-microsoft-com:vml" xmlns:wp14="http://schemas.microsoft.com/office/word/2010/wordprocessingDrawing" xmlns:wp="http://schemas.openxmlformats.org/drawingml/2006/wordprocessingDrawing" xmlns:w10="urn:schemas-microsoft-com:office:word" xmlns:w="http://schemas.openxmlformats.org/wordprocessingml/2006/main" xmlns:w14="http://schemas.microsoft.com/office/word/2010/wordml" xmlns:w15="http://schemas.microsoft.com/office/word/2012/wordml" xmlns:w16cex="http://schemas.microsoft.com/office/word/2018/wordml/cex" xmlns:w16cid="http://schemas.microsoft.com/office/word/2016/wordml/cid" xmlns:w16="http://schemas.microsoft.com/office/word/2018/wordml" xmlns:w16sdtdh="http://schemas.microsoft.com/office/word/2020/wordml/sdtdatahash" xmlns:w16se="http://schemas.microsoft.com/office/word/2015/wordml/symex" xmlns:wpg="http://schemas.microsoft.com/office/word/2010/wordprocessingGroup" xmlns:wpi="http://schemas.microsoft.com/office/word/2010/wordprocessingInk" xmlns:wne="http://schemas.microsoft.com/office/word/2006/wordml" xmlns:wps="http://schemas.microsoft.com/office/word/2010/wordprocessingShape" mc:Ignorable="w14 w15 w16se w16cid w16 w16cex w16sdtdh wp14">
   <w:body>
     <w:p>
       <w:pPr>
@@ -150,6 +150,9 @@
         <w:t>with any other set of memory images of a more specific theme. Two qualities are necessary: generic imagery of a large scope capable of being elaborated further or parts substituted so that it can be reused and be made unique each time, and that the peg sequence is well-known, so it is easy to adapt. Common object number pegs need more than just an item associated with it for the best reuse.</w:t>
       </w:r>
       <w:r>
+        <w:t xml:space="preserve"> Subject pegs would adapt by having different roles (a elaboration) or terrain elaborations, item pegs would have different terrain elaborations.</w:t>
+      </w:r>
+      <w:r>
         <w:br/>
       </w:r>
       <w:r>
@@ -262,27 +265,14 @@
         <w:t xml:space="preserve"> </w:t>
       </w:r>
       <w:r>
-        <w:t xml:space="preserve">red, orange, yellow, green, blue, indigo, </w:t>
-      </w:r>
-      <w:proofErr w:type="gramStart"/>
-      <w:r>
-        <w:t>violet</w:t>
-      </w:r>
-      <w:r>
-        <w:t xml:space="preserve">  =</w:t>
-      </w:r>
-      <w:proofErr w:type="gramEnd"/>
-      <w:r>
-        <w:t xml:space="preserve"> </w:t>
-      </w:r>
-      <w:r>
-        <w:t xml:space="preserve">Roy G. </w:t>
-      </w:r>
-      <w:proofErr w:type="spellStart"/>
-      <w:r>
-        <w:t>Biv</w:t>
-      </w:r>
-      <w:proofErr w:type="spellEnd"/>
+        <w:t>red, orange, yellow, green, blue, indigo, violet</w:t>
+      </w:r>
+      <w:r>
+        <w:t xml:space="preserve">  = </w:t>
+      </w:r>
+      <w:r>
+        <w:t>Roy G. Biv</w:t>
+      </w:r>
     </w:p>
     <w:p>
       <w:r>
@@ -734,15 +724,7 @@
         <w:t>terrain peg</w:t>
       </w:r>
       <w:r>
-        <w:t xml:space="preserve"> of a castle where dwarves live </w:t>
-      </w:r>
-      <w:proofErr w:type="gramStart"/>
-      <w:r>
-        <w:t>has</w:t>
-      </w:r>
-      <w:proofErr w:type="gramEnd"/>
-      <w:r>
-        <w:t xml:space="preserve"> two association points.</w:t>
+        <w:t xml:space="preserve"> of a castle where dwarves live has two association points.</w:t>
       </w:r>
     </w:p>
     <w:p>
@@ -1808,15 +1790,7 @@
         <w:t xml:space="preserve"> </w:t>
       </w:r>
       <w:r>
-        <w:t xml:space="preserve">M O 5 G 6 A 3 W 4 / 6 / 2 0 2 1 </w:t>
-      </w:r>
-      <w:proofErr w:type="gramStart"/>
-      <w:r>
-        <w:t>( 2</w:t>
-      </w:r>
-      <w:proofErr w:type="gramEnd"/>
-      <w:r>
-        <w:t xml:space="preserve"> 1 6 ) – 2 3 4 – 5 6 7 8 7 p m a b a </w:t>
+        <w:t xml:space="preserve">M O 5 G 6 A 3 W 4 / 6 / 2 0 2 1 ( 2 1 6 ) – 2 3 4 – 5 6 7 8 7 p m a b a </w:t>
       </w:r>
       <w:r>
         <w:t>1101100 1101100</w:t>
@@ -2843,16 +2817,11 @@
         <w:t>key</w:t>
       </w:r>
       <w:r>
-        <w:t xml:space="preserve">. (value = 7) </w:t>
-      </w:r>
-      <w:proofErr w:type="gramStart"/>
-      <w:r>
-        <w:t>or</w:t>
+        <w:t>. (value = 7) or</w:t>
       </w:r>
       <w:r>
         <w:t>,</w:t>
       </w:r>
-      <w:proofErr w:type="gramEnd"/>
       <w:r>
         <w:t xml:space="preserve"> </w:t>
       </w:r>
@@ -2955,15 +2924,7 @@
         <w:t>information</w:t>
       </w:r>
       <w:r>
-        <w:t xml:space="preserve"> that has value for </w:t>
-      </w:r>
-      <w:proofErr w:type="gramStart"/>
-      <w:r>
-        <w:t>making a decision</w:t>
-      </w:r>
-      <w:proofErr w:type="gramEnd"/>
-      <w:r>
-        <w:t>.</w:t>
+        <w:t xml:space="preserve"> that has value for making a decision.</w:t>
       </w:r>
       <w:r>
         <w:br/>
@@ -3118,25 +3079,13 @@
         <w:t xml:space="preserve"> </w:t>
       </w:r>
       <w:r>
-        <w:t>(‘low-</w:t>
-      </w:r>
-      <w:proofErr w:type="spellStart"/>
-      <w:r>
-        <w:t>k</w:t>
+        <w:t>(‘low-k</w:t>
       </w:r>
       <w:r>
         <w:t>oo</w:t>
       </w:r>
       <w:r>
-        <w:t>s</w:t>
-      </w:r>
-      <w:proofErr w:type="spellEnd"/>
-      <w:r>
-        <w:t>, ‘</w:t>
-      </w:r>
-      <w:proofErr w:type="spellStart"/>
-      <w:r>
-        <w:t>l</w:t>
+        <w:t>s, ‘l</w:t>
       </w:r>
       <w:r>
         <w:t>oh</w:t>
@@ -3147,7 +3096,6 @@
       <w:r>
         <w:t>chee</w:t>
       </w:r>
-      <w:proofErr w:type="spellEnd"/>
       <w:r>
         <w:t xml:space="preserve"> – Google Translate</w:t>
       </w:r>
@@ -3485,15 +3433,7 @@
         <w:t>.</w:t>
       </w:r>
       <w:r>
-        <w:t xml:space="preserve"> The guy goes up and asks the statue questions which he answers by sticking his tongue out.  A hatch </w:t>
-      </w:r>
-      <w:proofErr w:type="gramStart"/>
-      <w:r>
-        <w:t>opens up</w:t>
-      </w:r>
-      <w:proofErr w:type="gramEnd"/>
-      <w:r>
-        <w:t xml:space="preserve"> on the statue and a clock flies out.</w:t>
+        <w:t xml:space="preserve"> The guy goes up and asks the statue questions which he answers by sticking his tongue out.  A hatch opens up on the statue and a clock flies out.</w:t>
       </w:r>
     </w:p>
     <w:p>
@@ -3507,10 +3447,7 @@
         <w:t xml:space="preserve">malaprop </w:t>
       </w:r>
       <w:r>
-        <w:t xml:space="preserve">– a misunderstood version of words that were said usually resulting in a humorous result. </w:t>
-      </w:r>
-      <w:r>
-        <w:t xml:space="preserve">A subtype of </w:t>
+        <w:t xml:space="preserve">– a misunderstood version of words that were said usually resulting in a humorous result. A subtype of </w:t>
       </w:r>
       <w:r>
         <w:rPr>
@@ -3560,6 +3497,29 @@
           <w:bCs/>
           <w:color w:val="C45911" w:themeColor="accent2" w:themeShade="BF"/>
         </w:rPr>
+        <w:t>m</w:t>
+      </w:r>
+      <w:r>
+        <w:rPr>
+          <w:rFonts w:ascii="Verdana" w:hAnsi="Verdana"/>
+          <w:b/>
+          <w:bCs/>
+          <w:color w:val="C45911" w:themeColor="accent2" w:themeShade="BF"/>
+        </w:rPr>
+        <w:t>atryoshka</w:t>
+      </w:r>
+      <w:r>
+        <w:t xml:space="preserve"> – a common descriptive word based on nested Russian dolls.</w:t>
+      </w:r>
+    </w:p>
+    <w:p>
+      <w:r>
+        <w:rPr>
+          <w:rFonts w:ascii="Verdana" w:hAnsi="Verdana"/>
+          <w:b/>
+          <w:bCs/>
+          <w:color w:val="C45911" w:themeColor="accent2" w:themeShade="BF"/>
+        </w:rPr>
         <w:t>memory</w:t>
       </w:r>
       <w:r>
@@ -3711,15 +3671,7 @@
         <w:t>memory system attributed mainly to 12th century scholastic Hugh of Saint-Victor. Numbers in the boxes were the keys to the contents of the boxes.</w:t>
       </w:r>
       <w:r>
-        <w:t xml:space="preserve"> The system does not use </w:t>
-      </w:r>
-      <w:proofErr w:type="gramStart"/>
-      <w:r>
-        <w:t>an</w:t>
-      </w:r>
-      <w:proofErr w:type="gramEnd"/>
-      <w:r>
-        <w:t xml:space="preserve"> </w:t>
+        <w:t xml:space="preserve"> The system does not use an </w:t>
       </w:r>
       <w:r>
         <w:t>translation</w:t>
@@ -3885,7 +3837,11 @@
         <w:t xml:space="preserve">school </w:t>
       </w:r>
       <w:r>
-        <w:t xml:space="preserve">classroom. Albert goes to student to kick his legs </w:t>
+        <w:t xml:space="preserve">classroom. Albert goes to student </w:t>
+      </w:r>
+      <w:r>
+        <w:lastRenderedPageBreak/>
+        <w:t xml:space="preserve">to kick his legs </w:t>
       </w:r>
       <w:r>
         <w:t>off</w:t>
@@ -3894,11 +3850,7 @@
         <w:t xml:space="preserve"> his desk. The student</w:t>
       </w:r>
       <w:r>
-        <w:t xml:space="preserve"> complains to the dean in his office. A secretary comes in the </w:t>
-      </w:r>
-      <w:r>
-        <w:lastRenderedPageBreak/>
-        <w:t>office to get the formal complaint. The formal complaint gets leaked to the news that evening on TV. The TV newsroom is inundated with calls.</w:t>
+        <w:t xml:space="preserve"> complains to the dean in his office. A secretary comes in the office to get the formal complaint. The formal complaint gets leaked to the news that evening on TV. The TV newsroom is inundated with calls.</w:t>
       </w:r>
     </w:p>
     <w:p>
@@ -5809,15 +5761,7 @@
         <w:t xml:space="preserve">memory </w:t>
       </w:r>
       <w:r>
-        <w:t xml:space="preserve">system of the indigenous Australians of journeys developed out of generations of </w:t>
-      </w:r>
-      <w:proofErr w:type="spellStart"/>
-      <w:r>
-        <w:t>dreamings</w:t>
-      </w:r>
-      <w:proofErr w:type="spellEnd"/>
-      <w:r>
-        <w:t xml:space="preserve"> to store knowledge about their land and people. Lynne Kelly’s </w:t>
+        <w:t xml:space="preserve">system of the indigenous Australians of journeys developed out of generations of dreamings to store knowledge about their land and people. Lynne Kelly’s </w:t>
       </w:r>
       <w:r>
         <w:rPr>
@@ -6224,15 +6168,7 @@
         <w:t xml:space="preserve">. </w:t>
       </w:r>
       <w:r>
-        <w:t xml:space="preserve">My language helper dog Verbo, who knows how to conjugate, will be my friend first, then yours, then one of my neighbors, but then we all get together, until I </w:t>
-      </w:r>
-      <w:proofErr w:type="gramStart"/>
-      <w:r>
-        <w:t>leave</w:t>
-      </w:r>
-      <w:proofErr w:type="gramEnd"/>
-      <w:r>
-        <w:t xml:space="preserve"> and he’s stuck with you who I don’t know too well now and finally visits all the neighbors (top to bottom and left to right).</w:t>
+        <w:t>My language helper dog Verbo, who knows how to conjugate, will be my friend first, then yours, then one of my neighbors, but then we all get together, until I leave and he’s stuck with you who I don’t know too well now and finally visits all the neighbors (top to bottom and left to right).</w:t>
       </w:r>
     </w:p>
     <w:p>
@@ -6275,31 +6211,13 @@
       <w:r>
         <w:t xml:space="preserve">, </w:t>
       </w:r>
-      <w:proofErr w:type="spellStart"/>
       <w:r>
         <w:rPr>
           <w:i/>
           <w:iCs/>
         </w:rPr>
-        <w:t>memoria</w:t>
-      </w:r>
-      <w:proofErr w:type="spellEnd"/>
-      <w:r>
-        <w:rPr>
-          <w:i/>
-          <w:iCs/>
-        </w:rPr>
-        <w:t xml:space="preserve"> </w:t>
-      </w:r>
-      <w:proofErr w:type="spellStart"/>
-      <w:r>
-        <w:rPr>
-          <w:i/>
-          <w:iCs/>
-        </w:rPr>
-        <w:t>sillabarum</w:t>
-      </w:r>
-      <w:proofErr w:type="spellEnd"/>
+        <w:t>memoria sillabarum</w:t>
+      </w:r>
       <w:r>
         <w:t>.</w:t>
       </w:r>
@@ -6336,13 +6254,8 @@
       <w:r>
         <w:t xml:space="preserve"> = </w:t>
       </w:r>
-      <w:proofErr w:type="spellStart"/>
-      <w:r>
-        <w:t>Aeronomica</w:t>
-      </w:r>
-      <w:proofErr w:type="spellEnd"/>
-      <w:r>
-        <w:t xml:space="preserve"> University of Mowing</w:t>
+      <w:r>
+        <w:t>Aeronomica University of Mowing</w:t>
       </w:r>
     </w:p>
     <w:p>
@@ -7743,7 +7656,7 @@
 </file>
 
 <file path=word/endnotes.xml><?xml version="1.0" encoding="utf-8"?>
-<w:endnotes xmlns:wpc="http://schemas.microsoft.com/office/word/2010/wordprocessingCanvas" xmlns:cx="http://schemas.microsoft.com/office/drawing/2014/chartex" xmlns:cx1="http://schemas.microsoft.com/office/drawing/2015/9/8/chartex" xmlns:cx2="http://schemas.microsoft.com/office/drawing/2015/10/21/chartex" xmlns:cx3="http://schemas.microsoft.com/office/drawing/2016/5/9/chartex" xmlns:cx4="http://schemas.microsoft.com/office/drawing/2016/5/10/chartex" xmlns:cx5="http://schemas.microsoft.com/office/drawing/2016/5/11/chartex" xmlns:cx6="http://schemas.microsoft.com/office/drawing/2016/5/12/chartex" xmlns:cx7="http://schemas.microsoft.com/office/drawing/2016/5/13/chartex" xmlns:cx8="http://schemas.microsoft.com/office/drawing/2016/5/14/chartex" xmlns:mc="http://schemas.openxmlformats.org/markup-compatibility/2006" xmlns:aink="http://schemas.microsoft.com/office/drawing/2016/ink" xmlns:am3d="http://schemas.microsoft.com/office/drawing/2017/model3d" xmlns:o="urn:schemas-microsoft-com:office:office" xmlns:r="http://schemas.openxmlformats.org/officeDocument/2006/relationships" xmlns:m="http://schemas.openxmlformats.org/officeDocument/2006/math" xmlns:v="urn:schemas-microsoft-com:vml" xmlns:wp14="http://schemas.microsoft.com/office/word/2010/wordprocessingDrawing" xmlns:wp="http://schemas.openxmlformats.org/drawingml/2006/wordprocessingDrawing" xmlns:w10="urn:schemas-microsoft-com:office:word" xmlns:w="http://schemas.openxmlformats.org/wordprocessingml/2006/main" xmlns:w14="http://schemas.microsoft.com/office/word/2010/wordml" xmlns:w15="http://schemas.microsoft.com/office/word/2012/wordml" xmlns:w16cex="http://schemas.microsoft.com/office/word/2018/wordml/cex" xmlns:w16cid="http://schemas.microsoft.com/office/word/2016/wordml/cid" xmlns:w16="http://schemas.microsoft.com/office/word/2018/wordml" xmlns:w16sdtdh="http://schemas.microsoft.com/office/word/2020/wordml/sdtdatahash" xmlns:w16se="http://schemas.microsoft.com/office/word/2015/wordml/symex" xmlns:wpg="http://schemas.microsoft.com/office/word/2010/wordprocessingGroup" xmlns:wpi="http://schemas.microsoft.com/office/word/2010/wordprocessingInk" xmlns:wne="http://schemas.microsoft.com/office/word/2006/wordml" xmlns:wps="http://schemas.microsoft.com/office/word/2010/wordprocessingShape" mc:Ignorable="w14 w15 w16se w16cid w16 w16cex w16sdtdh wp14">
+<w:endnotes xmlns:wpc="http://schemas.microsoft.com/office/word/2010/wordprocessingCanvas" xmlns:cx="http://schemas.microsoft.com/office/drawing/2014/chartex" xmlns:cx1="http://schemas.microsoft.com/office/drawing/2015/9/8/chartex" xmlns:cx2="http://schemas.microsoft.com/office/drawing/2015/10/21/chartex" xmlns:cx3="http://schemas.microsoft.com/office/drawing/2016/5/9/chartex" xmlns:cx4="http://schemas.microsoft.com/office/drawing/2016/5/10/chartex" xmlns:cx5="http://schemas.microsoft.com/office/drawing/2016/5/11/chartex" xmlns:cx6="http://schemas.microsoft.com/office/drawing/2016/5/12/chartex" xmlns:cx7="http://schemas.microsoft.com/office/drawing/2016/5/13/chartex" xmlns:cx8="http://schemas.microsoft.com/office/drawing/2016/5/14/chartex" xmlns:mc="http://schemas.openxmlformats.org/markup-compatibility/2006" xmlns:aink="http://schemas.microsoft.com/office/drawing/2016/ink" xmlns:am3d="http://schemas.microsoft.com/office/drawing/2017/model3d" xmlns:o="urn:schemas-microsoft-com:office:office" xmlns:oel="http://schemas.microsoft.com/office/2019/extlst" xmlns:r="http://schemas.openxmlformats.org/officeDocument/2006/relationships" xmlns:m="http://schemas.openxmlformats.org/officeDocument/2006/math" xmlns:v="urn:schemas-microsoft-com:vml" xmlns:wp14="http://schemas.microsoft.com/office/word/2010/wordprocessingDrawing" xmlns:wp="http://schemas.openxmlformats.org/drawingml/2006/wordprocessingDrawing" xmlns:w10="urn:schemas-microsoft-com:office:word" xmlns:w="http://schemas.openxmlformats.org/wordprocessingml/2006/main" xmlns:w14="http://schemas.microsoft.com/office/word/2010/wordml" xmlns:w15="http://schemas.microsoft.com/office/word/2012/wordml" xmlns:w16cex="http://schemas.microsoft.com/office/word/2018/wordml/cex" xmlns:w16cid="http://schemas.microsoft.com/office/word/2016/wordml/cid" xmlns:w16="http://schemas.microsoft.com/office/word/2018/wordml" xmlns:w16sdtdh="http://schemas.microsoft.com/office/word/2020/wordml/sdtdatahash" xmlns:w16se="http://schemas.microsoft.com/office/word/2015/wordml/symex" xmlns:wpg="http://schemas.microsoft.com/office/word/2010/wordprocessingGroup" xmlns:wpi="http://schemas.microsoft.com/office/word/2010/wordprocessingInk" xmlns:wne="http://schemas.microsoft.com/office/word/2006/wordml" xmlns:wps="http://schemas.microsoft.com/office/word/2010/wordprocessingShape" mc:Ignorable="w14 w15 w16se w16cid w16 w16cex w16sdtdh wp14">
   <w:endnote w:type="separator" w:id="-1">
     <w:p>
       <w:r>
@@ -7762,7 +7675,7 @@
 </file>
 
 <file path=word/footer1.xml><?xml version="1.0" encoding="utf-8"?>
-<w:ftr xmlns:wpc="http://schemas.microsoft.com/office/word/2010/wordprocessingCanvas" xmlns:cx="http://schemas.microsoft.com/office/drawing/2014/chartex" xmlns:cx1="http://schemas.microsoft.com/office/drawing/2015/9/8/chartex" xmlns:cx2="http://schemas.microsoft.com/office/drawing/2015/10/21/chartex" xmlns:cx3="http://schemas.microsoft.com/office/drawing/2016/5/9/chartex" xmlns:cx4="http://schemas.microsoft.com/office/drawing/2016/5/10/chartex" xmlns:cx5="http://schemas.microsoft.com/office/drawing/2016/5/11/chartex" xmlns:cx6="http://schemas.microsoft.com/office/drawing/2016/5/12/chartex" xmlns:cx7="http://schemas.microsoft.com/office/drawing/2016/5/13/chartex" xmlns:cx8="http://schemas.microsoft.com/office/drawing/2016/5/14/chartex" xmlns:mc="http://schemas.openxmlformats.org/markup-compatibility/2006" xmlns:aink="http://schemas.microsoft.com/office/drawing/2016/ink" xmlns:am3d="http://schemas.microsoft.com/office/drawing/2017/model3d" xmlns:o="urn:schemas-microsoft-com:office:office" xmlns:r="http://schemas.openxmlformats.org/officeDocument/2006/relationships" xmlns:m="http://schemas.openxmlformats.org/officeDocument/2006/math" xmlns:v="urn:schemas-microsoft-com:vml" xmlns:wp14="http://schemas.microsoft.com/office/word/2010/wordprocessingDrawing" xmlns:wp="http://schemas.openxmlformats.org/drawingml/2006/wordprocessingDrawing" xmlns:w10="urn:schemas-microsoft-com:office:word" xmlns:w="http://schemas.openxmlformats.org/wordprocessingml/2006/main" xmlns:w14="http://schemas.microsoft.com/office/word/2010/wordml" xmlns:w15="http://schemas.microsoft.com/office/word/2012/wordml" xmlns:w16cex="http://schemas.microsoft.com/office/word/2018/wordml/cex" xmlns:w16cid="http://schemas.microsoft.com/office/word/2016/wordml/cid" xmlns:w16="http://schemas.microsoft.com/office/word/2018/wordml" xmlns:w16sdtdh="http://schemas.microsoft.com/office/word/2020/wordml/sdtdatahash" xmlns:w16se="http://schemas.microsoft.com/office/word/2015/wordml/symex" xmlns:wpg="http://schemas.microsoft.com/office/word/2010/wordprocessingGroup" xmlns:wpi="http://schemas.microsoft.com/office/word/2010/wordprocessingInk" xmlns:wne="http://schemas.microsoft.com/office/word/2006/wordml" xmlns:wps="http://schemas.microsoft.com/office/word/2010/wordprocessingShape" mc:Ignorable="w14 w15 w16se w16cid w16 w16cex w16sdtdh wp14">
+<w:ftr xmlns:wpc="http://schemas.microsoft.com/office/word/2010/wordprocessingCanvas" xmlns:cx="http://schemas.microsoft.com/office/drawing/2014/chartex" xmlns:cx1="http://schemas.microsoft.com/office/drawing/2015/9/8/chartex" xmlns:cx2="http://schemas.microsoft.com/office/drawing/2015/10/21/chartex" xmlns:cx3="http://schemas.microsoft.com/office/drawing/2016/5/9/chartex" xmlns:cx4="http://schemas.microsoft.com/office/drawing/2016/5/10/chartex" xmlns:cx5="http://schemas.microsoft.com/office/drawing/2016/5/11/chartex" xmlns:cx6="http://schemas.microsoft.com/office/drawing/2016/5/12/chartex" xmlns:cx7="http://schemas.microsoft.com/office/drawing/2016/5/13/chartex" xmlns:cx8="http://schemas.microsoft.com/office/drawing/2016/5/14/chartex" xmlns:mc="http://schemas.openxmlformats.org/markup-compatibility/2006" xmlns:aink="http://schemas.microsoft.com/office/drawing/2016/ink" xmlns:am3d="http://schemas.microsoft.com/office/drawing/2017/model3d" xmlns:o="urn:schemas-microsoft-com:office:office" xmlns:oel="http://schemas.microsoft.com/office/2019/extlst" xmlns:r="http://schemas.openxmlformats.org/officeDocument/2006/relationships" xmlns:m="http://schemas.openxmlformats.org/officeDocument/2006/math" xmlns:v="urn:schemas-microsoft-com:vml" xmlns:wp14="http://schemas.microsoft.com/office/word/2010/wordprocessingDrawing" xmlns:wp="http://schemas.openxmlformats.org/drawingml/2006/wordprocessingDrawing" xmlns:w10="urn:schemas-microsoft-com:office:word" xmlns:w="http://schemas.openxmlformats.org/wordprocessingml/2006/main" xmlns:w14="http://schemas.microsoft.com/office/word/2010/wordml" xmlns:w15="http://schemas.microsoft.com/office/word/2012/wordml" xmlns:w16cex="http://schemas.microsoft.com/office/word/2018/wordml/cex" xmlns:w16cid="http://schemas.microsoft.com/office/word/2016/wordml/cid" xmlns:w16="http://schemas.microsoft.com/office/word/2018/wordml" xmlns:w16sdtdh="http://schemas.microsoft.com/office/word/2020/wordml/sdtdatahash" xmlns:w16se="http://schemas.microsoft.com/office/word/2015/wordml/symex" xmlns:wpg="http://schemas.microsoft.com/office/word/2010/wordprocessingGroup" xmlns:wpi="http://schemas.microsoft.com/office/word/2010/wordprocessingInk" xmlns:wne="http://schemas.microsoft.com/office/word/2006/wordml" xmlns:wps="http://schemas.microsoft.com/office/word/2010/wordprocessingShape" mc:Ignorable="w14 w15 w16se w16cid w16 w16cex w16sdtdh wp14">
   <w:sdt>
     <w:sdtPr>
       <w:id w:val="-1309851777"/>
@@ -7856,7 +7769,7 @@
 </file>
 
 <file path=word/footnotes.xml><?xml version="1.0" encoding="utf-8"?>
-<w:footnotes xmlns:wpc="http://schemas.microsoft.com/office/word/2010/wordprocessingCanvas" xmlns:cx="http://schemas.microsoft.com/office/drawing/2014/chartex" xmlns:cx1="http://schemas.microsoft.com/office/drawing/2015/9/8/chartex" xmlns:cx2="http://schemas.microsoft.com/office/drawing/2015/10/21/chartex" xmlns:cx3="http://schemas.microsoft.com/office/drawing/2016/5/9/chartex" xmlns:cx4="http://schemas.microsoft.com/office/drawing/2016/5/10/chartex" xmlns:cx5="http://schemas.microsoft.com/office/drawing/2016/5/11/chartex" xmlns:cx6="http://schemas.microsoft.com/office/drawing/2016/5/12/chartex" xmlns:cx7="http://schemas.microsoft.com/office/drawing/2016/5/13/chartex" xmlns:cx8="http://schemas.microsoft.com/office/drawing/2016/5/14/chartex" xmlns:mc="http://schemas.openxmlformats.org/markup-compatibility/2006" xmlns:aink="http://schemas.microsoft.com/office/drawing/2016/ink" xmlns:am3d="http://schemas.microsoft.com/office/drawing/2017/model3d" xmlns:o="urn:schemas-microsoft-com:office:office" xmlns:r="http://schemas.openxmlformats.org/officeDocument/2006/relationships" xmlns:m="http://schemas.openxmlformats.org/officeDocument/2006/math" xmlns:v="urn:schemas-microsoft-com:vml" xmlns:wp14="http://schemas.microsoft.com/office/word/2010/wordprocessingDrawing" xmlns:wp="http://schemas.openxmlformats.org/drawingml/2006/wordprocessingDrawing" xmlns:w10="urn:schemas-microsoft-com:office:word" xmlns:w="http://schemas.openxmlformats.org/wordprocessingml/2006/main" xmlns:w14="http://schemas.microsoft.com/office/word/2010/wordml" xmlns:w15="http://schemas.microsoft.com/office/word/2012/wordml" xmlns:w16cex="http://schemas.microsoft.com/office/word/2018/wordml/cex" xmlns:w16cid="http://schemas.microsoft.com/office/word/2016/wordml/cid" xmlns:w16="http://schemas.microsoft.com/office/word/2018/wordml" xmlns:w16sdtdh="http://schemas.microsoft.com/office/word/2020/wordml/sdtdatahash" xmlns:w16se="http://schemas.microsoft.com/office/word/2015/wordml/symex" xmlns:wpg="http://schemas.microsoft.com/office/word/2010/wordprocessingGroup" xmlns:wpi="http://schemas.microsoft.com/office/word/2010/wordprocessingInk" xmlns:wne="http://schemas.microsoft.com/office/word/2006/wordml" xmlns:wps="http://schemas.microsoft.com/office/word/2010/wordprocessingShape" mc:Ignorable="w14 w15 w16se w16cid w16 w16cex w16sdtdh wp14">
+<w:footnotes xmlns:wpc="http://schemas.microsoft.com/office/word/2010/wordprocessingCanvas" xmlns:cx="http://schemas.microsoft.com/office/drawing/2014/chartex" xmlns:cx1="http://schemas.microsoft.com/office/drawing/2015/9/8/chartex" xmlns:cx2="http://schemas.microsoft.com/office/drawing/2015/10/21/chartex" xmlns:cx3="http://schemas.microsoft.com/office/drawing/2016/5/9/chartex" xmlns:cx4="http://schemas.microsoft.com/office/drawing/2016/5/10/chartex" xmlns:cx5="http://schemas.microsoft.com/office/drawing/2016/5/11/chartex" xmlns:cx6="http://schemas.microsoft.com/office/drawing/2016/5/12/chartex" xmlns:cx7="http://schemas.microsoft.com/office/drawing/2016/5/13/chartex" xmlns:cx8="http://schemas.microsoft.com/office/drawing/2016/5/14/chartex" xmlns:mc="http://schemas.openxmlformats.org/markup-compatibility/2006" xmlns:aink="http://schemas.microsoft.com/office/drawing/2016/ink" xmlns:am3d="http://schemas.microsoft.com/office/drawing/2017/model3d" xmlns:o="urn:schemas-microsoft-com:office:office" xmlns:oel="http://schemas.microsoft.com/office/2019/extlst" xmlns:r="http://schemas.openxmlformats.org/officeDocument/2006/relationships" xmlns:m="http://schemas.openxmlformats.org/officeDocument/2006/math" xmlns:v="urn:schemas-microsoft-com:vml" xmlns:wp14="http://schemas.microsoft.com/office/word/2010/wordprocessingDrawing" xmlns:wp="http://schemas.openxmlformats.org/drawingml/2006/wordprocessingDrawing" xmlns:w10="urn:schemas-microsoft-com:office:word" xmlns:w="http://schemas.openxmlformats.org/wordprocessingml/2006/main" xmlns:w14="http://schemas.microsoft.com/office/word/2010/wordml" xmlns:w15="http://schemas.microsoft.com/office/word/2012/wordml" xmlns:w16cex="http://schemas.microsoft.com/office/word/2018/wordml/cex" xmlns:w16cid="http://schemas.microsoft.com/office/word/2016/wordml/cid" xmlns:w16="http://schemas.microsoft.com/office/word/2018/wordml" xmlns:w16sdtdh="http://schemas.microsoft.com/office/word/2020/wordml/sdtdatahash" xmlns:w16se="http://schemas.microsoft.com/office/word/2015/wordml/symex" xmlns:wpg="http://schemas.microsoft.com/office/word/2010/wordprocessingGroup" xmlns:wpi="http://schemas.microsoft.com/office/word/2010/wordprocessingInk" xmlns:wne="http://schemas.microsoft.com/office/word/2006/wordml" xmlns:wps="http://schemas.microsoft.com/office/word/2010/wordprocessingShape" mc:Ignorable="w14 w15 w16se w16cid w16 w16cex w16sdtdh wp14">
   <w:footnote w:type="separator" w:id="-1">
     <w:p>
       <w:r>
@@ -7875,7 +7788,7 @@
 </file>
 
 <file path=word/numbering.xml><?xml version="1.0" encoding="utf-8"?>
-<w:numbering xmlns:wpc="http://schemas.microsoft.com/office/word/2010/wordprocessingCanvas" xmlns:cx="http://schemas.microsoft.com/office/drawing/2014/chartex" xmlns:cx1="http://schemas.microsoft.com/office/drawing/2015/9/8/chartex" xmlns:cx2="http://schemas.microsoft.com/office/drawing/2015/10/21/chartex" xmlns:cx3="http://schemas.microsoft.com/office/drawing/2016/5/9/chartex" xmlns:cx4="http://schemas.microsoft.com/office/drawing/2016/5/10/chartex" xmlns:cx5="http://schemas.microsoft.com/office/drawing/2016/5/11/chartex" xmlns:cx6="http://schemas.microsoft.com/office/drawing/2016/5/12/chartex" xmlns:cx7="http://schemas.microsoft.com/office/drawing/2016/5/13/chartex" xmlns:cx8="http://schemas.microsoft.com/office/drawing/2016/5/14/chartex" xmlns:mc="http://schemas.openxmlformats.org/markup-compatibility/2006" xmlns:aink="http://schemas.microsoft.com/office/drawing/2016/ink" xmlns:am3d="http://schemas.microsoft.com/office/drawing/2017/model3d" xmlns:o="urn:schemas-microsoft-com:office:office" xmlns:r="http://schemas.openxmlformats.org/officeDocument/2006/relationships" xmlns:m="http://schemas.openxmlformats.org/officeDocument/2006/math" xmlns:v="urn:schemas-microsoft-com:vml" xmlns:wp14="http://schemas.microsoft.com/office/word/2010/wordprocessingDrawing" xmlns:wp="http://schemas.openxmlformats.org/drawingml/2006/wordprocessingDrawing" xmlns:w10="urn:schemas-microsoft-com:office:word" xmlns:w="http://schemas.openxmlformats.org/wordprocessingml/2006/main" xmlns:w14="http://schemas.microsoft.com/office/word/2010/wordml" xmlns:w15="http://schemas.microsoft.com/office/word/2012/wordml" xmlns:w16cex="http://schemas.microsoft.com/office/word/2018/wordml/cex" xmlns:w16cid="http://schemas.microsoft.com/office/word/2016/wordml/cid" xmlns:w16="http://schemas.microsoft.com/office/word/2018/wordml" xmlns:w16sdtdh="http://schemas.microsoft.com/office/word/2020/wordml/sdtdatahash" xmlns:w16se="http://schemas.microsoft.com/office/word/2015/wordml/symex" xmlns:wpg="http://schemas.microsoft.com/office/word/2010/wordprocessingGroup" xmlns:wpi="http://schemas.microsoft.com/office/word/2010/wordprocessingInk" xmlns:wne="http://schemas.microsoft.com/office/word/2006/wordml" xmlns:wps="http://schemas.microsoft.com/office/word/2010/wordprocessingShape" mc:Ignorable="w14 w15 w16se w16cid w16 w16cex w16sdtdh wp14">
+<w:numbering xmlns:wpc="http://schemas.microsoft.com/office/word/2010/wordprocessingCanvas" xmlns:cx="http://schemas.microsoft.com/office/drawing/2014/chartex" xmlns:cx1="http://schemas.microsoft.com/office/drawing/2015/9/8/chartex" xmlns:cx2="http://schemas.microsoft.com/office/drawing/2015/10/21/chartex" xmlns:cx3="http://schemas.microsoft.com/office/drawing/2016/5/9/chartex" xmlns:cx4="http://schemas.microsoft.com/office/drawing/2016/5/10/chartex" xmlns:cx5="http://schemas.microsoft.com/office/drawing/2016/5/11/chartex" xmlns:cx6="http://schemas.microsoft.com/office/drawing/2016/5/12/chartex" xmlns:cx7="http://schemas.microsoft.com/office/drawing/2016/5/13/chartex" xmlns:cx8="http://schemas.microsoft.com/office/drawing/2016/5/14/chartex" xmlns:mc="http://schemas.openxmlformats.org/markup-compatibility/2006" xmlns:aink="http://schemas.microsoft.com/office/drawing/2016/ink" xmlns:am3d="http://schemas.microsoft.com/office/drawing/2017/model3d" xmlns:o="urn:schemas-microsoft-com:office:office" xmlns:oel="http://schemas.microsoft.com/office/2019/extlst" xmlns:r="http://schemas.openxmlformats.org/officeDocument/2006/relationships" xmlns:m="http://schemas.openxmlformats.org/officeDocument/2006/math" xmlns:v="urn:schemas-microsoft-com:vml" xmlns:wp14="http://schemas.microsoft.com/office/word/2010/wordprocessingDrawing" xmlns:wp="http://schemas.openxmlformats.org/drawingml/2006/wordprocessingDrawing" xmlns:w10="urn:schemas-microsoft-com:office:word" xmlns:w="http://schemas.openxmlformats.org/wordprocessingml/2006/main" xmlns:w14="http://schemas.microsoft.com/office/word/2010/wordml" xmlns:w15="http://schemas.microsoft.com/office/word/2012/wordml" xmlns:w16cex="http://schemas.microsoft.com/office/word/2018/wordml/cex" xmlns:w16cid="http://schemas.microsoft.com/office/word/2016/wordml/cid" xmlns:w16="http://schemas.microsoft.com/office/word/2018/wordml" xmlns:w16sdtdh="http://schemas.microsoft.com/office/word/2020/wordml/sdtdatahash" xmlns:w16se="http://schemas.microsoft.com/office/word/2015/wordml/symex" xmlns:wpg="http://schemas.microsoft.com/office/word/2010/wordprocessingGroup" xmlns:wpi="http://schemas.microsoft.com/office/word/2010/wordprocessingInk" xmlns:wne="http://schemas.microsoft.com/office/word/2006/wordml" xmlns:wps="http://schemas.microsoft.com/office/word/2010/wordprocessingShape" mc:Ignorable="w14 w15 w16se w16cid w16 w16cex w16sdtdh wp14">
   <w:abstractNum w:abstractNumId="0" w15:restartNumberingAfterBreak="0">
     <w:nsid w:val="0B6A1013"/>
     <w:multiLevelType w:val="hybridMultilevel"/>
@@ -8441,19 +8354,19 @@
       </w:rPr>
     </w:lvl>
   </w:abstractNum>
-  <w:num w:numId="1">
+  <w:num w:numId="1" w16cid:durableId="1465807466">
     <w:abstractNumId w:val="4"/>
   </w:num>
-  <w:num w:numId="2">
+  <w:num w:numId="2" w16cid:durableId="459225517">
     <w:abstractNumId w:val="3"/>
   </w:num>
-  <w:num w:numId="3">
+  <w:num w:numId="3" w16cid:durableId="460927265">
     <w:abstractNumId w:val="0"/>
   </w:num>
-  <w:num w:numId="4">
+  <w:num w:numId="4" w16cid:durableId="538979918">
     <w:abstractNumId w:val="2"/>
   </w:num>
-  <w:num w:numId="5">
+  <w:num w:numId="5" w16cid:durableId="1179738381">
     <w:abstractNumId w:val="1"/>
   </w:num>
 </w:numbering>
@@ -8857,7 +8770,7 @@
   <w:style w:type="paragraph" w:default="1" w:styleId="Normal">
     <w:name w:val="Normal"/>
     <w:qFormat/>
-    <w:rsid w:val="00912B27"/>
+    <w:rsid w:val="0039702E"/>
   </w:style>
   <w:style w:type="paragraph" w:styleId="Heading1">
     <w:name w:val="heading 1"/>
@@ -8916,7 +8829,7 @@
     <w:uiPriority w:val="9"/>
     <w:unhideWhenUsed/>
     <w:qFormat/>
-    <w:rsid w:val="00912B27"/>
+    <w:rsid w:val="0039702E"/>
     <w:pPr>
       <w:keepNext/>
       <w:keepLines/>
@@ -8940,7 +8853,7 @@
     <w:uiPriority w:val="9"/>
     <w:unhideWhenUsed/>
     <w:qFormat/>
-    <w:rsid w:val="00912B27"/>
+    <w:rsid w:val="0039702E"/>
     <w:pPr>
       <w:keepNext/>
       <w:keepLines/>
@@ -8964,7 +8877,7 @@
     <w:uiPriority w:val="9"/>
     <w:unhideWhenUsed/>
     <w:qFormat/>
-    <w:rsid w:val="00912B27"/>
+    <w:rsid w:val="0039702E"/>
     <w:pPr>
       <w:keepNext/>
       <w:keepLines/>
@@ -8982,8 +8895,9 @@
   <w:style w:type="character" w:default="1" w:styleId="DefaultParagraphFont">
     <w:name w:val="Default Paragraph Font"/>
     <w:uiPriority w:val="1"/>
+    <w:semiHidden/>
     <w:unhideWhenUsed/>
-    <w:rsid w:val="00912B27"/>
+    <w:rsid w:val="0039702E"/>
   </w:style>
   <w:style w:type="table" w:default="1" w:styleId="TableNormal">
     <w:name w:val="Normal Table"/>
@@ -9005,14 +8919,14 @@
     <w:uiPriority w:val="99"/>
     <w:semiHidden/>
     <w:unhideWhenUsed/>
-    <w:rsid w:val="00912B27"/>
+    <w:rsid w:val="0039702E"/>
   </w:style>
   <w:style w:type="character" w:customStyle="1" w:styleId="Heading5Char">
     <w:name w:val="Heading 5 Char"/>
     <w:basedOn w:val="DefaultParagraphFont"/>
     <w:link w:val="Heading5"/>
     <w:uiPriority w:val="9"/>
-    <w:rsid w:val="00912B27"/>
+    <w:rsid w:val="0039702E"/>
     <w:rPr>
       <w:rFonts w:ascii="Franklin Gothic Medium Cond" w:eastAsiaTheme="majorEastAsia" w:hAnsi="Franklin Gothic Medium Cond" w:cstheme="majorBidi"/>
       <w:color w:val="C45911" w:themeColor="accent2" w:themeShade="BF"/>
@@ -9025,7 +8939,7 @@
     <w:basedOn w:val="DefaultParagraphFont"/>
     <w:uiPriority w:val="1"/>
     <w:qFormat/>
-    <w:rsid w:val="00912B27"/>
+    <w:rsid w:val="0039702E"/>
     <w:rPr>
       <w:rFonts w:ascii="Tahoma" w:hAnsi="Tahoma" w:cs="Tahoma"/>
       <w:color w:val="4472C4" w:themeColor="accent1"/>
@@ -9039,7 +8953,7 @@
     <w:basedOn w:val="DefaultParagraphFont"/>
     <w:link w:val="Heading4"/>
     <w:uiPriority w:val="9"/>
-    <w:rsid w:val="00912B27"/>
+    <w:rsid w:val="0039702E"/>
     <w:rPr>
       <w:rFonts w:ascii="Franklin Gothic Demi Cond" w:eastAsiaTheme="majorEastAsia" w:hAnsi="Franklin Gothic Demi Cond" w:cstheme="majorBidi"/>
       <w:color w:val="2F5496" w:themeColor="accent1" w:themeShade="BF"/>
@@ -9053,7 +8967,7 @@
     <w:basedOn w:val="DefaultParagraphFont"/>
     <w:link w:val="Heading3"/>
     <w:uiPriority w:val="9"/>
-    <w:rsid w:val="00912B27"/>
+    <w:rsid w:val="0039702E"/>
     <w:rPr>
       <w:rFonts w:ascii="Franklin Gothic Heavy" w:eastAsiaTheme="majorEastAsia" w:hAnsi="Franklin Gothic Heavy" w:cstheme="majorBidi"/>
       <w:color w:val="1F3763" w:themeColor="accent1" w:themeShade="7F"/>
